--- a/docs/files/f9_文雪_山东大学_上海国培供应链管理有限公司_实习生（宁波）（物流运营）.docx
+++ b/docs/files/f9_文雪_山东大学_上海国培供应链管理有限公司_实习生（宁波）（物流运营）.docx
@@ -253,7 +253,7 @@
                 <w:b w:val="0"/>
                 <w:sz w:val="21"/>
               </w:rPr>
-              <w:t>18658249341 ｜ 2631217547@qq.com ｜ 共青团员 ｜ 济南</w:t>
+              <w:t>18658249341 ｜ 2631217547@qq.com ｜ 共青团员 ｜ 宁波</w:t>
             </w:r>
           </w:p>
         </w:tc>
